--- a/docs/neotree-operator-installation-and-configuration-guide.docx
+++ b/docs/neotree-operator-installation-and-configuration-guide.docx
@@ -1,6 +1,6 @@
 
 <file path=word/document.xml><?xml version="1.0" encoding="utf-8"?>
-<w:document xmlns:mc="http://schemas.openxmlformats.org/markup-compatibility/2006" xmlns:r="http://schemas.openxmlformats.org/officeDocument/2006/relationships" xmlns:w="http://schemas.openxmlformats.org/wordprocessingml/2006/main" mc:Ignorable="">
+<w:document xmlns:mc="http://schemas.openxmlformats.org/markup-compatibility/2006" xmlns:r="http://schemas.openxmlformats.org/officeDocument/2006/relationships" xmlns:w="http://schemas.openxmlformats.org/wordprocessingml/2006/main">
   <w:body>
     <w:p>
       <w:pPr>
@@ -618,21 +618,60 @@
           <w:b/>
           <w:bCs/>
         </w:rPr>
-        <w:t xml:space="preserve">5.2 Place the Deployment Scripts on the Server</w:t>
-      </w:r>
-    </w:p>
-    <w:p>
-      <w:pPr>
-        <w:spacing w:line="360" w:lineRule="auto" w:after="120"/>
-        <w:jc w:val="both"/>
-      </w:pPr>
-      <w:r>
-        <w:rPr>
-          <w:rFonts w:ascii="Times New Roman" w:hAnsi="Times New Roman" w:cs="Times New Roman"/>
-          <w:sz w:val="24"/>
-          <w:szCs w:val="24"/>
-        </w:rPr>
-        <w:t xml:space="preserve">Place the Neotree In-A-Box deployment folder on the server. If the folder has already been copied, move into that folder before continuing.</w:t>
+        <w:t xml:space="preserve">5.2 Get the Deployment Scripts on the Server</w:t>
+      </w:r>
+    </w:p>
+    <w:p>
+      <w:pPr>
+        <w:spacing w:line="360" w:lineRule="auto" w:after="120"/>
+        <w:jc w:val="both"/>
+      </w:pPr>
+      <w:r>
+        <w:rPr>
+          <w:rFonts w:ascii="Times New Roman" w:hAnsi="Times New Roman" w:cs="Times New Roman"/>
+          <w:sz w:val="24"/>
+          <w:szCs w:val="24"/>
+        </w:rPr>
+        <w:t xml:space="preserve">The preferred method is to clone the approved repository using git. This makes it easier to confirm the source of the scripts and to receive approved updates later.</w:t>
+      </w:r>
+    </w:p>
+    <w:p>
+      <w:pPr>
+        <w:spacing w:line="360" w:lineRule="auto" w:after="120"/>
+        <w:jc w:val="left"/>
+      </w:pPr>
+      <w:r>
+        <w:rPr>
+          <w:rFonts w:ascii="Times New Roman" w:hAnsi="Times New Roman" w:cs="Times New Roman"/>
+          <w:sz w:val="24"/>
+          <w:szCs w:val="24"/>
+        </w:rPr>
+        <w:t xml:space="preserve">git clone https://github.com/neotree/neotree-in-a-box-scripts.git</w:t>
+      </w:r>
+      <w:r>
+        <w:br/>
+      </w:r>
+      <w:r>
+        <w:rPr>
+          <w:rFonts w:ascii="Times New Roman" w:hAnsi="Times New Roman" w:cs="Times New Roman"/>
+          <w:sz w:val="24"/>
+          <w:szCs w:val="24"/>
+        </w:rPr>
+        <w:t xml:space="preserve">cd neotree-in-a-box-scripts</w:t>
+      </w:r>
+    </w:p>
+    <w:p>
+      <w:pPr>
+        <w:spacing w:line="360" w:lineRule="auto" w:after="120"/>
+        <w:jc w:val="both"/>
+      </w:pPr>
+      <w:r>
+        <w:rPr>
+          <w:rFonts w:ascii="Times New Roman" w:hAnsi="Times New Roman" w:cs="Times New Roman"/>
+          <w:sz w:val="24"/>
+          <w:szCs w:val="24"/>
+        </w:rPr>
+        <w:t xml:space="preserve">If git access is not available, the deployment folder may be copied to the server by an approved operator. This should be treated as a fallback option. After copying, move into the folder before continuing.</w:t>
       </w:r>
     </w:p>
     <w:p>
@@ -750,7 +789,7 @@
           <w:sz w:val="24"/>
           <w:szCs w:val="24"/>
         </w:rPr>
-        <w:t xml:space="preserve">When prompted, choose the recommended express installation unless the Ministry or programme team has requested a custom setup. Express installation uses the standard defaults and avoids unnecessary questions.</w:t>
+        <w:t xml:space="preserve">When prompted, choose the recommended express installation unless the Ministry or programme team has requested a custom setup. Express installation uses the standard defaults and avoids unnecessary questions. Express installation does not ask for domain names or certificates. Instead, after all services are installed, it configures browser access using the server public IP address.</w:t>
       </w:r>
     </w:p>
     <w:p>
@@ -1794,7 +1833,46 @@
           <w:sz w:val="24"/>
           <w:szCs w:val="24"/>
         </w:rPr>
-        <w:t xml:space="preserve">Advanced setup can configure public web access through nginx and optional HTTPS certificates. If a domain is not ready, the setup can use the server public IP address. If certificates are not ready, plain HTTP can be used temporarily where approved by the Ministry or programme owner.</w:t>
+        <w:t xml:space="preserve">In express installation, domain and certificate questions are skipped. The installer configures WebEditor at the server public IP address and Metabase at the same public IP address using port 8080. At the end of setup, the installer prints both URLs in green so the operator can record and test them immediately.</w:t>
+      </w:r>
+    </w:p>
+    <w:p>
+      <w:pPr>
+        <w:spacing w:line="360" w:lineRule="auto" w:after="120"/>
+        <w:jc w:val="left"/>
+      </w:pPr>
+      <w:r>
+        <w:rPr>
+          <w:rFonts w:ascii="Times New Roman" w:hAnsi="Times New Roman" w:cs="Times New Roman"/>
+          <w:sz w:val="24"/>
+          <w:szCs w:val="24"/>
+        </w:rPr>
+        <w:t xml:space="preserve">WebEditor via: http://SERVER_PUBLIC_IP</w:t>
+      </w:r>
+      <w:r>
+        <w:br/>
+      </w:r>
+      <w:r>
+        <w:rPr>
+          <w:rFonts w:ascii="Times New Roman" w:hAnsi="Times New Roman" w:cs="Times New Roman"/>
+          <w:sz w:val="24"/>
+          <w:szCs w:val="24"/>
+        </w:rPr>
+        <w:t xml:space="preserve">Metabase via: http://SERVER_PUBLIC_IP:8080</w:t>
+      </w:r>
+    </w:p>
+    <w:p>
+      <w:pPr>
+        <w:spacing w:line="360" w:lineRule="auto" w:after="120"/>
+        <w:jc w:val="both"/>
+      </w:pPr>
+      <w:r>
+        <w:rPr>
+          <w:rFonts w:ascii="Times New Roman" w:hAnsi="Times New Roman" w:cs="Times New Roman"/>
+          <w:sz w:val="24"/>
+          <w:szCs w:val="24"/>
+        </w:rPr>
+        <w:t xml:space="preserve">Advanced setup can still configure public web access through nginx and optional HTTPS certificates. If a domain is not ready, the setup can use the server public IP address. If certificates are not ready, plain HTTP can be used temporarily where approved by the Ministry or programme owner.</w:t>
       </w:r>
     </w:p>
     <w:p>
@@ -1825,7 +1903,7 @@
           <w:sz w:val="24"/>
           <w:szCs w:val="24"/>
         </w:rPr>
-        <w:t xml:space="preserve">WebEditor nginx setup should be completed when the WebEditor needs to be accessed by approved users outside the server. The operator may complete this during WebEditor advanced setup, or later by running only the WebEditor nginx phase.</w:t>
+        <w:t xml:space="preserve">WebEditor nginx setup should be completed when the WebEditor needs to be accessed by approved users outside the server. In express installation, this is done automatically using the server public IP address. The operator may also run only the WebEditor nginx phase later if the public address needs to be refreshed.</w:t>
       </w:r>
     </w:p>
     <w:p>
@@ -2075,7 +2153,7 @@
           <w:sz w:val="24"/>
           <w:szCs w:val="24"/>
         </w:rPr>
-        <w:t xml:space="preserve">Metabase nginx setup should be completed when dashboards and reports need to be accessed by approved users through a public address. The operator may complete this during Metabase advanced setup, or later by running only the Metabase nginx phase.</w:t>
+        <w:t xml:space="preserve">Metabase nginx setup should be completed when dashboards and reports need to be accessed by approved users through a public address. In express installation, this is done automatically using the server public IP address and port 8080. The operator may also run only the Metabase nginx phase later if the public address needs to be refreshed.</w:t>
       </w:r>
     </w:p>
     <w:p>

--- a/docs/neotree-operator-installation-and-configuration-guide.docx
+++ b/docs/neotree-operator-installation-and-configuration-guide.docx
@@ -1,6 +1,6 @@
 
 <file path=word/document.xml><?xml version="1.0" encoding="utf-8"?>
-<w:document xmlns:mc="http://schemas.openxmlformats.org/markup-compatibility/2006" xmlns:r="http://schemas.openxmlformats.org/officeDocument/2006/relationships" xmlns:w="http://schemas.openxmlformats.org/wordprocessingml/2006/main">
+<w:document xmlns:w="http://schemas.openxmlformats.org/wordprocessingml/2006/main">
   <w:body>
     <w:p>
       <w:pPr>
@@ -410,63 +410,77 @@
           <w:sz w:val="24"/>
           <w:szCs w:val="24"/>
         </w:rPr>
-        <w:t xml:space="preserve">4. Confirm the country for the deployment. The current default is Malawi.</w:t>
-      </w:r>
-    </w:p>
-    <w:p>
-      <w:pPr>
-        <w:spacing w:line="360" w:lineRule="auto" w:after="120"/>
-        <w:jc w:val="both"/>
-      </w:pPr>
-      <w:r>
-        <w:rPr>
-          <w:rFonts w:ascii="Times New Roman" w:hAnsi="Times New Roman" w:cs="Times New Roman"/>
-          <w:sz w:val="24"/>
-          <w:szCs w:val="24"/>
-        </w:rPr>
-        <w:t xml:space="preserve">5. Confirm the health facility code and name. The default test facility is code TH and name Test Hospital.</w:t>
-      </w:r>
-    </w:p>
-    <w:p>
-      <w:pPr>
-        <w:spacing w:line="360" w:lineRule="auto" w:after="120"/>
-        <w:jc w:val="both"/>
-      </w:pPr>
-      <w:r>
-        <w:rPr>
-          <w:rFonts w:ascii="Times New Roman" w:hAnsi="Times New Roman" w:cs="Times New Roman"/>
-          <w:sz w:val="24"/>
-          <w:szCs w:val="24"/>
-        </w:rPr>
-        <w:t xml:space="preserve">6. Confirm whether the services will use a domain name, a public IP address, or local-only access.</w:t>
-      </w:r>
-    </w:p>
-    <w:p>
-      <w:pPr>
-        <w:spacing w:line="360" w:lineRule="auto" w:after="120"/>
-        <w:jc w:val="both"/>
-      </w:pPr>
-      <w:r>
-        <w:rPr>
-          <w:rFonts w:ascii="Times New Roman" w:hAnsi="Times New Roman" w:cs="Times New Roman"/>
-          <w:sz w:val="24"/>
-          <w:szCs w:val="24"/>
-        </w:rPr>
-        <w:t xml:space="preserve">7. Confirm whether HTTPS certificates are already available. If certificates are not available, the advanced web setup can be skipped and completed later.</w:t>
-      </w:r>
-    </w:p>
-    <w:p>
-      <w:pPr>
-        <w:spacing w:line="360" w:lineRule="auto" w:after="120"/>
-        <w:jc w:val="both"/>
-      </w:pPr>
-      <w:r>
-        <w:rPr>
-          <w:rFonts w:ascii="Times New Roman" w:hAnsi="Times New Roman" w:cs="Times New Roman"/>
-          <w:sz w:val="24"/>
-          <w:szCs w:val="24"/>
-        </w:rPr>
-        <w:t xml:space="preserve">8. Confirm who will hold the WebEditor administrator account and password.</w:t>
+        <w:t xml:space="preserve">4. Confirm that Node.js 20 or newer can be installed. The installer will offer to upgrade Node.js if the server has an older version.</w:t>
+      </w:r>
+    </w:p>
+    <w:p>
+      <w:pPr>
+        <w:spacing w:line="360" w:lineRule="auto" w:after="120"/>
+        <w:jc w:val="both"/>
+      </w:pPr>
+      <w:r>
+        <w:rPr>
+          <w:rFonts w:ascii="Times New Roman" w:hAnsi="Times New Roman" w:cs="Times New Roman"/>
+          <w:sz w:val="24"/>
+          <w:szCs w:val="24"/>
+        </w:rPr>
+        <w:t xml:space="preserve">5. Confirm the country for the deployment. The current default is Malawi.</w:t>
+      </w:r>
+    </w:p>
+    <w:p>
+      <w:pPr>
+        <w:spacing w:line="360" w:lineRule="auto" w:after="120"/>
+        <w:jc w:val="both"/>
+      </w:pPr>
+      <w:r>
+        <w:rPr>
+          <w:rFonts w:ascii="Times New Roman" w:hAnsi="Times New Roman" w:cs="Times New Roman"/>
+          <w:sz w:val="24"/>
+          <w:szCs w:val="24"/>
+        </w:rPr>
+        <w:t xml:space="preserve">6. Confirm the health facility code and name. The default test facility is code TH and name Test Hospital.</w:t>
+      </w:r>
+    </w:p>
+    <w:p>
+      <w:pPr>
+        <w:spacing w:line="360" w:lineRule="auto" w:after="120"/>
+        <w:jc w:val="both"/>
+      </w:pPr>
+      <w:r>
+        <w:rPr>
+          <w:rFonts w:ascii="Times New Roman" w:hAnsi="Times New Roman" w:cs="Times New Roman"/>
+          <w:sz w:val="24"/>
+          <w:szCs w:val="24"/>
+        </w:rPr>
+        <w:t xml:space="preserve">7. Confirm whether the services will use a domain name, a public IP address, or local-only access.</w:t>
+      </w:r>
+    </w:p>
+    <w:p>
+      <w:pPr>
+        <w:spacing w:line="360" w:lineRule="auto" w:after="120"/>
+        <w:jc w:val="both"/>
+      </w:pPr>
+      <w:r>
+        <w:rPr>
+          <w:rFonts w:ascii="Times New Roman" w:hAnsi="Times New Roman" w:cs="Times New Roman"/>
+          <w:sz w:val="24"/>
+          <w:szCs w:val="24"/>
+        </w:rPr>
+        <w:t xml:space="preserve">8. Confirm whether HTTPS certificates are already available. If certificates are not available, the advanced web setup can be skipped and completed later.</w:t>
+      </w:r>
+    </w:p>
+    <w:p>
+      <w:pPr>
+        <w:spacing w:line="360" w:lineRule="auto" w:after="120"/>
+        <w:jc w:val="both"/>
+      </w:pPr>
+      <w:r>
+        <w:rPr>
+          <w:rFonts w:ascii="Times New Roman" w:hAnsi="Times New Roman" w:cs="Times New Roman"/>
+          <w:sz w:val="24"/>
+          <w:szCs w:val="24"/>
+        </w:rPr>
+        <w:t xml:space="preserve">9. Confirm who will hold the WebEditor administrator account and password.</w:t>
       </w:r>
     </w:p>
     <w:p>

--- a/docs/neotree-operator-installation-and-configuration-guide.docx
+++ b/docs/neotree-operator-installation-and-configuration-guide.docx
@@ -45,6 +45,247 @@
           <w:szCs w:val="24"/>
         </w:rPr>
         <w:t xml:space="preserve">Purpose: To provide clear installation, configuration, support, and basic troubleshooting guidance without requiring Neotree engineers to be present.</w:t>
+      </w:r>
+    </w:p>
+    <w:p>
+      <w:pPr>
+        <w:keepNext/>
+        <w:spacing w:line="360" w:lineRule="auto" w:after="120"/>
+        <w:jc w:val="left"/>
+      </w:pPr>
+      <w:r>
+        <w:rPr>
+          <w:rFonts w:ascii="Times New Roman" w:hAnsi="Times New Roman" w:cs="Times New Roman"/>
+          <w:sz w:val="24"/>
+          <w:szCs w:val="24"/>
+          <w:b/>
+          <w:bCs/>
+        </w:rPr>
+        <w:t xml:space="preserve">Required AWS Setup Before Public Testing</w:t>
+      </w:r>
+    </w:p>
+    <w:p>
+      <w:pPr>
+        <w:spacing w:line="360" w:lineRule="auto" w:after="120"/>
+        <w:jc w:val="both"/>
+      </w:pPr>
+      <w:r>
+        <w:rPr>
+          <w:rFonts w:ascii="Times New Roman" w:hAnsi="Times New Roman" w:cs="Times New Roman"/>
+          <w:sz w:val="24"/>
+          <w:szCs w:val="24"/>
+        </w:rPr>
+        <w:t xml:space="preserve">If this installation is running on AWS, the person who creates or manages the EC2 server must open the required inbound ports in the EC2 Security Group before non-technical operators test the public URLs. This is an AWS access task and normally cannot be completed by an operator who only has login access to the server.</w:t>
+      </w:r>
+    </w:p>
+    <w:tbl>
+      <w:tblPr>
+        <w:tblW w:w="0" w:type="auto"/>
+        <w:tblBorders>
+          <w:top w:val="single" w:sz="4"/>
+          <w:left w:val="single" w:sz="4"/>
+          <w:bottom w:val="single" w:sz="4"/>
+          <w:right w:val="single" w:sz="4"/>
+          <w:insideH w:val="single" w:sz="4"/>
+          <w:insideV w:val="single" w:sz="4"/>
+        </w:tblBorders>
+      </w:tblPr>
+      <w:tr>
+        <w:tc>
+          <w:tcPr>
+            <w:tcW w:w="0" w:type="auto"/>
+          </w:tcPr>
+          <w:p>
+            <w:pPr>
+              <w:spacing w:line="360" w:lineRule="auto" w:after="120"/>
+              <w:jc w:val="left"/>
+            </w:pPr>
+            <w:r>
+              <w:rPr>
+                <w:rFonts w:ascii="Times New Roman" w:hAnsi="Times New Roman" w:cs="Times New Roman"/>
+                <w:sz w:val="24"/>
+                <w:szCs w:val="24"/>
+                <w:b/>
+                <w:bCs/>
+              </w:rPr>
+              <w:t xml:space="preserve">Service</w:t>
+            </w:r>
+          </w:p>
+        </w:tc>
+        <w:tc>
+          <w:tcPr>
+            <w:tcW w:w="0" w:type="auto"/>
+          </w:tcPr>
+          <w:p>
+            <w:pPr>
+              <w:spacing w:line="360" w:lineRule="auto" w:after="120"/>
+              <w:jc w:val="left"/>
+            </w:pPr>
+            <w:r>
+              <w:rPr>
+                <w:rFonts w:ascii="Times New Roman" w:hAnsi="Times New Roman" w:cs="Times New Roman"/>
+                <w:sz w:val="24"/>
+                <w:szCs w:val="24"/>
+                <w:b/>
+                <w:bCs/>
+              </w:rPr>
+              <w:t xml:space="preserve">Required inbound port</w:t>
+            </w:r>
+          </w:p>
+        </w:tc>
+        <w:tc>
+          <w:tcPr>
+            <w:tcW w:w="0" w:type="auto"/>
+          </w:tcPr>
+          <w:p>
+            <w:pPr>
+              <w:spacing w:line="360" w:lineRule="auto" w:after="120"/>
+              <w:jc w:val="left"/>
+            </w:pPr>
+            <w:r>
+              <w:rPr>
+                <w:rFonts w:ascii="Times New Roman" w:hAnsi="Times New Roman" w:cs="Times New Roman"/>
+                <w:sz w:val="24"/>
+                <w:szCs w:val="24"/>
+                <w:b/>
+                <w:bCs/>
+              </w:rPr>
+              <w:t xml:space="preserve">Public test address</w:t>
+            </w:r>
+          </w:p>
+        </w:tc>
+      </w:tr>
+      <w:tr>
+        <w:tc>
+          <w:tcPr>
+            <w:tcW w:w="0" w:type="auto"/>
+          </w:tcPr>
+          <w:p>
+            <w:pPr>
+              <w:spacing w:line="360" w:lineRule="auto" w:after="120"/>
+              <w:jc w:val="both"/>
+            </w:pPr>
+            <w:r>
+              <w:rPr>
+                <w:rFonts w:ascii="Times New Roman" w:hAnsi="Times New Roman" w:cs="Times New Roman"/>
+                <w:sz w:val="24"/>
+                <w:szCs w:val="24"/>
+              </w:rPr>
+              <w:t xml:space="preserve">WebEditor</w:t>
+            </w:r>
+          </w:p>
+        </w:tc>
+        <w:tc>
+          <w:tcPr>
+            <w:tcW w:w="0" w:type="auto"/>
+          </w:tcPr>
+          <w:p>
+            <w:pPr>
+              <w:spacing w:line="360" w:lineRule="auto" w:after="120"/>
+              <w:jc w:val="both"/>
+            </w:pPr>
+            <w:r>
+              <w:rPr>
+                <w:rFonts w:ascii="Times New Roman" w:hAnsi="Times New Roman" w:cs="Times New Roman"/>
+                <w:sz w:val="24"/>
+                <w:szCs w:val="24"/>
+              </w:rPr>
+              <w:t xml:space="preserve">TCP 80</w:t>
+            </w:r>
+          </w:p>
+        </w:tc>
+        <w:tc>
+          <w:tcPr>
+            <w:tcW w:w="0" w:type="auto"/>
+          </w:tcPr>
+          <w:p>
+            <w:pPr>
+              <w:spacing w:line="360" w:lineRule="auto" w:after="120"/>
+              <w:jc w:val="both"/>
+            </w:pPr>
+            <w:r>
+              <w:rPr>
+                <w:rFonts w:ascii="Times New Roman" w:hAnsi="Times New Roman" w:cs="Times New Roman"/>
+                <w:sz w:val="24"/>
+                <w:szCs w:val="24"/>
+              </w:rPr>
+              <w:t xml:space="preserve">http://SERVER_PUBLIC_IP</w:t>
+            </w:r>
+          </w:p>
+        </w:tc>
+      </w:tr>
+      <w:tr>
+        <w:tc>
+          <w:tcPr>
+            <w:tcW w:w="0" w:type="auto"/>
+          </w:tcPr>
+          <w:p>
+            <w:pPr>
+              <w:spacing w:line="360" w:lineRule="auto" w:after="120"/>
+              <w:jc w:val="both"/>
+            </w:pPr>
+            <w:r>
+              <w:rPr>
+                <w:rFonts w:ascii="Times New Roman" w:hAnsi="Times New Roman" w:cs="Times New Roman"/>
+                <w:sz w:val="24"/>
+                <w:szCs w:val="24"/>
+              </w:rPr>
+              <w:t xml:space="preserve">Metabase</w:t>
+            </w:r>
+          </w:p>
+        </w:tc>
+        <w:tc>
+          <w:tcPr>
+            <w:tcW w:w="0" w:type="auto"/>
+          </w:tcPr>
+          <w:p>
+            <w:pPr>
+              <w:spacing w:line="360" w:lineRule="auto" w:after="120"/>
+              <w:jc w:val="both"/>
+            </w:pPr>
+            <w:r>
+              <w:rPr>
+                <w:rFonts w:ascii="Times New Roman" w:hAnsi="Times New Roman" w:cs="Times New Roman"/>
+                <w:sz w:val="24"/>
+                <w:szCs w:val="24"/>
+              </w:rPr>
+              <w:t xml:space="preserve">TCP 8080</w:t>
+            </w:r>
+          </w:p>
+        </w:tc>
+        <w:tc>
+          <w:tcPr>
+            <w:tcW w:w="0" w:type="auto"/>
+          </w:tcPr>
+          <w:p>
+            <w:pPr>
+              <w:spacing w:line="360" w:lineRule="auto" w:after="120"/>
+              <w:jc w:val="both"/>
+            </w:pPr>
+            <w:r>
+              <w:rPr>
+                <w:rFonts w:ascii="Times New Roman" w:hAnsi="Times New Roman" w:cs="Times New Roman"/>
+                <w:sz w:val="24"/>
+                <w:szCs w:val="24"/>
+              </w:rPr>
+              <w:t xml:space="preserve">http://SERVER_PUBLIC_IP:8080</w:t>
+            </w:r>
+          </w:p>
+        </w:tc>
+      </w:tr>
+    </w:tbl>
+    <w:p>
+      <w:pPr>
+        <w:spacing w:line="360" w:lineRule="auto" w:after="120"/>
+        <w:jc w:val="both"/>
+      </w:pPr>
+      <w:r>
+        <w:rPr>
+          <w:rFonts w:ascii="Times New Roman" w:hAnsi="Times New Roman" w:cs="Times New Roman"/>
+          <w:sz w:val="24"/>
+          <w:szCs w:val="24"/>
+        </w:rPr>
+        <w:t xml:space="preserve">The server setup owner should complete this in the Amazon Console before handing the server to operators for testing. The deployment scripts can configure nginx on the server, but they cannot reliably change AWS Security Group rules unless AWS CLI credentials and permissions have already been provided.</w:t>
       </w:r>
     </w:p>
     <w:p>
